--- a/dokumentacja projektu INF.03.docx
+++ b/dokumentacja projektu INF.03.docx
@@ -483,8 +483,6 @@
                 <w:szCs w:val="24"/>
               </w:rPr>
             </w:pPr>
-            <w:bookmarkStart w:id="0" w:name="_GoBack"/>
-            <w:bookmarkEnd w:id="0"/>
             <w:r>
               <w:rPr>
                 <w:rFonts w:ascii="Times New Roman" w:hAnsi="Times New Roman" w:cs="Times New Roman"/>
@@ -1961,7 +1959,7 @@
             <v:path o:extrusionok="f" gradientshapeok="t" o:connecttype="rect"/>
             <o:lock v:ext="edit" aspectratio="t"/>
           </v:shapetype>
-          <v:shape id="_x0000_i1029" type="#_x0000_t75" style="width:453pt;height:246pt">
+          <v:shape id="_x0000_i1025" type="#_x0000_t75" style="width:453pt;height:246pt">
             <v:imagedata r:id="rId6" o:title="Zrzut ekranu 2026-03-30 082145"/>
           </v:shape>
         </w:pict>
@@ -2017,10 +2015,44 @@
     </w:p>
     <w:p>
       <w:pPr>
-        <w:pStyle w:val="NormalnyWeb"/>
-      </w:pPr>
-      <w:r>
-        <w:t>(Opisz ogólny wygląd i układ strony)</w:t>
+        <w:pStyle w:val="Bezodstpw"/>
+        <w:rPr>
+          <w:lang w:eastAsia="pl-PL"/>
+        </w:rPr>
+      </w:pPr>
+      <w:r>
+        <w:rPr>
+          <w:lang w:eastAsia="pl-PL"/>
+        </w:rPr>
+        <w:t>Strona posiada zielono-szarą kolorystykę.</w:t>
+      </w:r>
+    </w:p>
+    <w:p>
+      <w:pPr>
+        <w:pStyle w:val="Bezodstpw"/>
+        <w:rPr>
+          <w:lang w:eastAsia="pl-PL"/>
+        </w:rPr>
+      </w:pPr>
+      <w:r>
+        <w:rPr>
+          <w:lang w:eastAsia="pl-PL"/>
+        </w:rPr>
+        <w:t>Układ oparty jest na centralnym kontenerze z zaokrąglonymi rogami.</w:t>
+      </w:r>
+    </w:p>
+    <w:p>
+      <w:pPr>
+        <w:pStyle w:val="Bezodstpw"/>
+        <w:rPr>
+          <w:lang w:eastAsia="pl-PL"/>
+        </w:rPr>
+      </w:pPr>
+      <w:r>
+        <w:rPr>
+          <w:lang w:eastAsia="pl-PL"/>
+        </w:rPr>
+        <w:t>W nagłówku znajduje się logo (ikona sklepu) oraz przyciski nawigacyjne</w:t>
       </w:r>
     </w:p>
     <w:p>
@@ -2245,15 +2277,7 @@
           <w:sz w:val="24"/>
           <w:szCs w:val="24"/>
         </w:rPr>
-        <w:t xml:space="preserve"> - same skrypty</w:t>
-      </w:r>
-      <w:r>
-        <w:rPr>
-          <w:rFonts w:ascii="Times New Roman" w:hAnsi="Times New Roman" w:cs="Times New Roman"/>
-          <w:sz w:val="24"/>
-          <w:szCs w:val="24"/>
-        </w:rPr>
-        <w:t xml:space="preserve"> </w:t>
+        <w:t xml:space="preserve"> - same skrypty </w:t>
       </w:r>
       <w:r>
         <w:rPr>
@@ -2262,7 +2286,7 @@
           <w:szCs w:val="24"/>
         </w:rPr>
         <w:pict>
-          <v:rect id="_x0000_i1025" style="width:0;height:1.5pt" o:hralign="center" o:hrstd="t" o:hr="t" fillcolor="#a0a0a0" stroked="f"/>
+          <v:rect id="_x0000_i1026" style="width:0;height:1.5pt" o:hralign="center" o:hrstd="t" o:hr="t" fillcolor="#a0a0a0" stroked="f"/>
         </w:pict>
       </w:r>
     </w:p>
@@ -2307,7 +2331,7 @@
           <w:szCs w:val="24"/>
         </w:rPr>
         <w:pict>
-          <v:shape id="_x0000_i1032" type="#_x0000_t75" style="width:453pt;height:222.75pt">
+          <v:shape id="_x0000_i1027" type="#_x0000_t75" style="width:453pt;height:222.75pt">
             <v:imagedata r:id="rId7" o:title="Zrzut ekranu 2026-03-30 090017"/>
           </v:shape>
         </w:pict>
@@ -2327,15 +2351,7 @@
           <w:sz w:val="24"/>
           <w:szCs w:val="24"/>
         </w:rPr>
-        <w:t xml:space="preserve">Okno do zakładania nowego </w:t>
-      </w:r>
-      <w:r>
-        <w:rPr>
-          <w:rFonts w:ascii="Times New Roman" w:hAnsi="Times New Roman" w:cs="Times New Roman"/>
-          <w:sz w:val="24"/>
-          <w:szCs w:val="24"/>
-        </w:rPr>
-        <w:t>konta</w:t>
+        <w:t>Okno do zakładania nowego konta</w:t>
       </w:r>
       <w:r>
         <w:rPr>
@@ -2512,7 +2528,7 @@
           <w:szCs w:val="24"/>
         </w:rPr>
         <w:pict>
-          <v:shape id="_x0000_i1037" type="#_x0000_t75" style="width:453.75pt;height:222.75pt">
+          <v:shape id="_x0000_i1028" type="#_x0000_t75" style="width:453.75pt;height:222.75pt">
             <v:imagedata r:id="rId10" o:title="Zrzut ekranu 2026-03-30 090308"/>
           </v:shape>
         </w:pict>
@@ -2553,112 +2569,50 @@
     </w:p>
     <w:p>
       <w:pPr>
-        <w:numPr>
-          <w:ilvl w:val="0"/>
-          <w:numId w:val="5"/>
-        </w:numPr>
-        <w:spacing w:before="100" w:beforeAutospacing="1" w:after="100" w:afterAutospacing="1" w:line="240" w:lineRule="auto"/>
-        <w:rPr>
-          <w:rFonts w:ascii="Times New Roman" w:hAnsi="Times New Roman" w:cs="Times New Roman"/>
-          <w:sz w:val="24"/>
-          <w:szCs w:val="24"/>
-        </w:rPr>
-      </w:pPr>
-      <w:r>
-        <w:rPr>
-          <w:rFonts w:ascii="Times New Roman" w:hAnsi="Times New Roman" w:cs="Times New Roman"/>
-          <w:sz w:val="24"/>
-          <w:szCs w:val="24"/>
-        </w:rPr>
-        <w:t xml:space="preserve">Dodawanie danych </w:t>
-      </w:r>
-    </w:p>
-    <w:p>
-      <w:pPr>
-        <w:numPr>
-          <w:ilvl w:val="0"/>
-          <w:numId w:val="5"/>
-        </w:numPr>
-        <w:spacing w:before="100" w:beforeAutospacing="1" w:after="100" w:afterAutospacing="1" w:line="240" w:lineRule="auto"/>
-        <w:rPr>
-          <w:rFonts w:ascii="Times New Roman" w:hAnsi="Times New Roman" w:cs="Times New Roman"/>
-          <w:sz w:val="24"/>
-          <w:szCs w:val="24"/>
-        </w:rPr>
-      </w:pPr>
-      <w:r>
-        <w:rPr>
-          <w:rFonts w:ascii="Times New Roman" w:hAnsi="Times New Roman" w:cs="Times New Roman"/>
-          <w:sz w:val="24"/>
-          <w:szCs w:val="24"/>
-        </w:rPr>
-        <w:t xml:space="preserve">Edycja danych </w:t>
-      </w:r>
-    </w:p>
-    <w:p>
-      <w:pPr>
-        <w:numPr>
-          <w:ilvl w:val="0"/>
-          <w:numId w:val="5"/>
-        </w:numPr>
-        <w:spacing w:before="100" w:beforeAutospacing="1" w:after="100" w:afterAutospacing="1" w:line="240" w:lineRule="auto"/>
-        <w:rPr>
-          <w:rFonts w:ascii="Times New Roman" w:hAnsi="Times New Roman" w:cs="Times New Roman"/>
-          <w:sz w:val="24"/>
-          <w:szCs w:val="24"/>
-        </w:rPr>
-      </w:pPr>
-      <w:r>
-        <w:rPr>
-          <w:rFonts w:ascii="Times New Roman" w:hAnsi="Times New Roman" w:cs="Times New Roman"/>
-          <w:sz w:val="24"/>
-          <w:szCs w:val="24"/>
-        </w:rPr>
-        <w:t xml:space="preserve">Usuwanie danych </w:t>
-      </w:r>
-    </w:p>
-    <w:p>
-      <w:pPr>
-        <w:numPr>
-          <w:ilvl w:val="0"/>
-          <w:numId w:val="5"/>
-        </w:numPr>
-        <w:spacing w:before="100" w:beforeAutospacing="1" w:after="100" w:afterAutospacing="1" w:line="240" w:lineRule="auto"/>
-        <w:rPr>
-          <w:rFonts w:ascii="Times New Roman" w:hAnsi="Times New Roman" w:cs="Times New Roman"/>
-          <w:sz w:val="24"/>
-          <w:szCs w:val="24"/>
-        </w:rPr>
-      </w:pPr>
-      <w:r>
-        <w:rPr>
-          <w:rFonts w:ascii="Times New Roman" w:hAnsi="Times New Roman" w:cs="Times New Roman"/>
-          <w:sz w:val="24"/>
-          <w:szCs w:val="24"/>
-        </w:rPr>
-        <w:t xml:space="preserve">Wyświetlanie danych </w:t>
-      </w:r>
-    </w:p>
-    <w:p>
-      <w:pPr>
-        <w:numPr>
-          <w:ilvl w:val="0"/>
-          <w:numId w:val="5"/>
-        </w:numPr>
-        <w:spacing w:before="100" w:beforeAutospacing="1" w:after="100" w:afterAutospacing="1" w:line="240" w:lineRule="auto"/>
-        <w:rPr>
-          <w:rFonts w:ascii="Times New Roman" w:hAnsi="Times New Roman" w:cs="Times New Roman"/>
-          <w:sz w:val="24"/>
-          <w:szCs w:val="24"/>
-        </w:rPr>
-      </w:pPr>
-      <w:r>
-        <w:rPr>
-          <w:rFonts w:ascii="Times New Roman" w:hAnsi="Times New Roman" w:cs="Times New Roman"/>
-          <w:sz w:val="24"/>
-          <w:szCs w:val="24"/>
-        </w:rPr>
-        <w:t xml:space="preserve">Logowanie (jeśli jest) </w:t>
+        <w:pStyle w:val="Bezodstpw"/>
+      </w:pPr>
+      <w:r>
+        <w:t>Rejestracja i logowanie: Tworzenie nowych rekordów w tabeli loginy oraz sprawdzanie czy hasło i login są poprawne.</w:t>
+      </w:r>
+    </w:p>
+    <w:p>
+      <w:pPr>
+        <w:pStyle w:val="Bezodstpw"/>
+      </w:pPr>
+      <w:r>
+        <w:t>Wyświetlanie danych:</w:t>
+      </w:r>
+    </w:p>
+    <w:p>
+      <w:pPr>
+        <w:pStyle w:val="Bezodstpw"/>
+      </w:pPr>
+      <w:r>
+        <w:t>Pobieranie i prezentacja listy produktów oraz danych profilowych użytkownika.</w:t>
+      </w:r>
+    </w:p>
+    <w:p>
+      <w:pPr>
+        <w:pStyle w:val="Bezodstpw"/>
+      </w:pPr>
+      <w:r>
+        <w:t>Składanie zamówień:</w:t>
+      </w:r>
+    </w:p>
+    <w:p>
+      <w:pPr>
+        <w:pStyle w:val="Bezodstpw"/>
+      </w:pPr>
+      <w:r>
+        <w:t xml:space="preserve">Dodawanie rekordów do tabeli </w:t>
+      </w:r>
+      <w:proofErr w:type="spellStart"/>
+      <w:r>
+        <w:t>zamowienia</w:t>
+      </w:r>
+      <w:proofErr w:type="spellEnd"/>
+      <w:r>
+        <w:t xml:space="preserve"> i aktualizacja stanów magazynowych w tabeli produkty</w:t>
       </w:r>
     </w:p>
     <w:p>
@@ -2677,7 +2631,7 @@
           <w:szCs w:val="24"/>
         </w:rPr>
         <w:pict>
-          <v:rect id="_x0000_i1027" style="width:0;height:1.5pt" o:hralign="center" o:hrstd="t" o:hr="t" fillcolor="#a0a0a0" stroked="f"/>
+          <v:rect id="_x0000_i1029" style="width:0;height:1.5pt" o:hralign="center" o:hrstd="t" o:hr="t" fillcolor="#a0a0a0" stroked="f"/>
         </w:pict>
       </w:r>
     </w:p>
@@ -2700,236 +2654,328 @@
     </w:p>
     <w:p>
       <w:pPr>
+        <w:pStyle w:val="Bezodstpw"/>
+      </w:pPr>
+      <w:proofErr w:type="spellStart"/>
+      <w:r>
+        <w:t>logowanie.php</w:t>
+      </w:r>
+      <w:proofErr w:type="spellEnd"/>
+      <w:r>
+        <w:t>: Obsługuje walidację danych z formularza i inicjuje sesję użytkownika.</w:t>
+      </w:r>
+    </w:p>
+    <w:p>
+      <w:pPr>
+        <w:pStyle w:val="Bezodstpw"/>
+      </w:pPr>
+      <w:proofErr w:type="spellStart"/>
+      <w:r>
+        <w:t>sklep.php</w:t>
+      </w:r>
+      <w:proofErr w:type="spellEnd"/>
+      <w:r>
+        <w:t>: Wykonuje zapytania SELECT do bazy, aby wyświetlić dostępne produkty i koszyk.</w:t>
+      </w:r>
+    </w:p>
+    <w:p>
+      <w:pPr>
+        <w:pStyle w:val="Bezodstpw"/>
+      </w:pPr>
+      <w:proofErr w:type="spellStart"/>
+      <w:r>
+        <w:t>zamow.php</w:t>
+      </w:r>
+      <w:proofErr w:type="spellEnd"/>
+      <w:r>
+        <w:t>: Skrypt typu "</w:t>
+      </w:r>
+      <w:proofErr w:type="spellStart"/>
+      <w:r>
+        <w:t>action</w:t>
+      </w:r>
+      <w:proofErr w:type="spellEnd"/>
+      <w:r>
+        <w:t xml:space="preserve">" – odbiera dane o zakupie i wykonuje instrukcję INSERT INTO </w:t>
+      </w:r>
+      <w:proofErr w:type="spellStart"/>
+      <w:r>
+        <w:t>zamowienia</w:t>
+      </w:r>
+      <w:proofErr w:type="spellEnd"/>
+      <w:r>
+        <w:t>.</w:t>
+      </w:r>
+    </w:p>
+    <w:p>
+      <w:pPr>
+        <w:pStyle w:val="Bezodstpw"/>
+      </w:pPr>
+      <w:proofErr w:type="spellStart"/>
+      <w:r>
+        <w:t>wyloguj.php</w:t>
+      </w:r>
+      <w:proofErr w:type="spellEnd"/>
+      <w:r>
+        <w:t xml:space="preserve">: skrypt kończący </w:t>
+      </w:r>
+      <w:proofErr w:type="spellStart"/>
+      <w:r>
+        <w:t>sescje</w:t>
+      </w:r>
+      <w:proofErr w:type="spellEnd"/>
+      <w:r>
+        <w:t xml:space="preserve"> użytkownika</w:t>
+      </w:r>
+    </w:p>
+    <w:p>
+      <w:pPr>
+        <w:pStyle w:val="Bezodstpw"/>
+      </w:pPr>
+    </w:p>
+    <w:p>
+      <w:pPr>
+        <w:rPr>
+          <w:rFonts w:ascii="Times New Roman" w:hAnsi="Times New Roman" w:cs="Times New Roman"/>
+          <w:sz w:val="24"/>
+          <w:szCs w:val="24"/>
+        </w:rPr>
+      </w:pPr>
+      <w:r>
+        <w:rPr>
+          <w:rFonts w:ascii="Times New Roman" w:hAnsi="Times New Roman" w:cs="Times New Roman"/>
+          <w:sz w:val="24"/>
+          <w:szCs w:val="24"/>
+        </w:rPr>
+        <w:pict>
+          <v:rect id="_x0000_i1030" style="width:0;height:1.5pt" o:hralign="center" o:hrstd="t" o:hr="t" fillcolor="#a0a0a0" stroked="f"/>
+        </w:pict>
+      </w:r>
+    </w:p>
+    <w:p>
+      <w:pPr>
+        <w:pStyle w:val="Nagwek2"/>
+        <w:rPr>
+          <w:sz w:val="24"/>
+          <w:szCs w:val="24"/>
+        </w:rPr>
+      </w:pPr>
+      <w:r>
+        <w:rPr>
+          <w:sz w:val="24"/>
+          <w:szCs w:val="24"/>
+        </w:rPr>
+        <w:t>7. Instrukcja uruchomienia projektu</w:t>
+      </w:r>
+    </w:p>
+    <w:p>
+      <w:pPr>
         <w:pStyle w:val="NormalnyWeb"/>
       </w:pPr>
       <w:r>
-        <w:t>Dla najważniejszych plików:</w:t>
-      </w:r>
-    </w:p>
-    <w:p>
-      <w:pPr>
-        <w:pStyle w:val="NormalnyWeb"/>
-      </w:pPr>
-      <w:r>
-        <w:rPr>
-          <w:rStyle w:val="Pogrubienie"/>
-        </w:rPr>
-        <w:t>Nazwa pliku:</w:t>
-      </w:r>
-      <w:r>
-        <w:br/>
-      </w:r>
-      <w:r>
-        <w:rPr>
-          <w:rStyle w:val="Pogrubienie"/>
-        </w:rPr>
-        <w:t>Opis działania:</w:t>
-      </w:r>
-    </w:p>
-    <w:p>
-      <w:pPr>
-        <w:pStyle w:val="NormalnyWeb"/>
-      </w:pPr>
-      <w:r>
-        <w:t xml:space="preserve">(np. </w:t>
+        <w:t>Krok po kroku:</w:t>
+      </w:r>
+    </w:p>
+    <w:p>
+      <w:pPr>
+        <w:pStyle w:val="Bezodstpw"/>
+      </w:pPr>
+      <w:r>
+        <w:t>Uruchom moduły Apache i MySQL w panelu XAMPP.</w:t>
+      </w:r>
+    </w:p>
+    <w:p>
+      <w:pPr>
+        <w:pStyle w:val="Bezodstpw"/>
+      </w:pPr>
+    </w:p>
+    <w:p>
+      <w:pPr>
+        <w:pStyle w:val="Bezodstpw"/>
+      </w:pPr>
+      <w:r>
+        <w:t xml:space="preserve">Przejdź do </w:t>
       </w:r>
       <w:proofErr w:type="spellStart"/>
       <w:r>
-        <w:rPr>
-          <w:rStyle w:val="HTML-kod"/>
-          <w:rFonts w:ascii="Times New Roman" w:hAnsi="Times New Roman" w:cs="Times New Roman"/>
-          <w:sz w:val="24"/>
-          <w:szCs w:val="24"/>
-        </w:rPr>
-        <w:t>index.php</w:t>
+        <w:t>phpMyAdmin</w:t>
       </w:r>
       <w:proofErr w:type="spellEnd"/>
       <w:r>
-        <w:t xml:space="preserve">, </w:t>
+        <w:t xml:space="preserve"> i zaimportuj plik </w:t>
       </w:r>
       <w:proofErr w:type="spellStart"/>
       <w:r>
-        <w:rPr>
-          <w:rStyle w:val="HTML-kod"/>
-          <w:rFonts w:ascii="Times New Roman" w:hAnsi="Times New Roman" w:cs="Times New Roman"/>
-          <w:sz w:val="24"/>
-          <w:szCs w:val="24"/>
-        </w:rPr>
-        <w:t>connect.php</w:t>
+        <w:t>sklep.sql</w:t>
       </w:r>
       <w:proofErr w:type="spellEnd"/>
       <w:r>
-        <w:t xml:space="preserve">, </w:t>
+        <w:t>.</w:t>
+      </w:r>
+    </w:p>
+    <w:p>
+      <w:pPr>
+        <w:pStyle w:val="Bezodstpw"/>
+      </w:pPr>
+    </w:p>
+    <w:p>
+      <w:pPr>
+        <w:pStyle w:val="Bezodstpw"/>
+      </w:pPr>
+      <w:r>
+        <w:t xml:space="preserve">Umieść pliki projektu w folderze </w:t>
       </w:r>
       <w:proofErr w:type="spellStart"/>
       <w:r>
-        <w:rPr>
-          <w:rStyle w:val="HTML-kod"/>
-          <w:rFonts w:ascii="Times New Roman" w:hAnsi="Times New Roman" w:cs="Times New Roman"/>
-          <w:sz w:val="24"/>
-          <w:szCs w:val="24"/>
-        </w:rPr>
-        <w:t>add.php</w:t>
+        <w:t>htdocs</w:t>
       </w:r>
       <w:proofErr w:type="spellEnd"/>
       <w:r>
-        <w:t>, itd.)</w:t>
-      </w:r>
-    </w:p>
-    <w:p>
-      <w:pPr>
-        <w:rPr>
-          <w:rFonts w:ascii="Times New Roman" w:hAnsi="Times New Roman" w:cs="Times New Roman"/>
-          <w:sz w:val="24"/>
-          <w:szCs w:val="24"/>
-        </w:rPr>
-      </w:pPr>
-      <w:r>
-        <w:rPr>
-          <w:rFonts w:ascii="Times New Roman" w:hAnsi="Times New Roman" w:cs="Times New Roman"/>
-          <w:sz w:val="24"/>
-          <w:szCs w:val="24"/>
-        </w:rPr>
-        <w:pict>
-          <v:rect id="_x0000_i1028" style="width:0;height:1.5pt" o:hralign="center" o:hrstd="t" o:hr="t" fillcolor="#a0a0a0" stroked="f"/>
-        </w:pict>
-      </w:r>
-    </w:p>
-    <w:p>
-      <w:pPr>
-        <w:pStyle w:val="Nagwek2"/>
-        <w:rPr>
-          <w:sz w:val="24"/>
-          <w:szCs w:val="24"/>
-        </w:rPr>
-      </w:pPr>
-      <w:r>
-        <w:rPr>
-          <w:sz w:val="24"/>
-          <w:szCs w:val="24"/>
-        </w:rPr>
-        <w:t>7. Instrukcja uruchomienia projektu</w:t>
-      </w:r>
-    </w:p>
-    <w:p>
-      <w:pPr>
-        <w:pStyle w:val="NormalnyWeb"/>
-      </w:pPr>
-      <w:r>
-        <w:t>Krok po kroku:</w:t>
-      </w:r>
-    </w:p>
-    <w:p>
-      <w:pPr>
-        <w:numPr>
-          <w:ilvl w:val="0"/>
-          <w:numId w:val="6"/>
-        </w:numPr>
+        <w:t>.</w:t>
+      </w:r>
+    </w:p>
+    <w:p>
+      <w:pPr>
+        <w:pStyle w:val="Bezodstpw"/>
+      </w:pPr>
+    </w:p>
+    <w:p>
+      <w:pPr>
+        <w:pStyle w:val="Bezodstpw"/>
+      </w:pPr>
+      <w:r>
+        <w:t xml:space="preserve">Skonfiguruj dane dostępu do bazy (host, </w:t>
+      </w:r>
+      <w:proofErr w:type="spellStart"/>
+      <w:r>
+        <w:t>user</w:t>
+      </w:r>
+      <w:proofErr w:type="spellEnd"/>
+      <w:r>
+        <w:t>, pass) w pliku konfiguracyjnym.</w:t>
+      </w:r>
+      <w:bookmarkStart w:id="0" w:name="_GoBack"/>
+      <w:bookmarkEnd w:id="0"/>
+    </w:p>
+    <w:p>
+      <w:pPr>
+        <w:pStyle w:val="Bezodstpw"/>
+      </w:pPr>
+    </w:p>
+    <w:p>
+      <w:pPr>
+        <w:pStyle w:val="Bezodstpw"/>
+      </w:pPr>
+      <w:r>
+        <w:t xml:space="preserve">Wpisz </w:t>
+      </w:r>
+      <w:proofErr w:type="spellStart"/>
+      <w:r>
+        <w:t>localhost</w:t>
+      </w:r>
+      <w:proofErr w:type="spellEnd"/>
+      <w:r>
+        <w:t>/</w:t>
+      </w:r>
+      <w:proofErr w:type="spellStart"/>
+      <w:r>
+        <w:t>nazwa_folderu</w:t>
+      </w:r>
+      <w:proofErr w:type="spellEnd"/>
+      <w:r>
+        <w:t>/</w:t>
+      </w:r>
+      <w:proofErr w:type="spellStart"/>
+      <w:r>
+        <w:t>logowanie.php</w:t>
+      </w:r>
+      <w:proofErr w:type="spellEnd"/>
+      <w:r>
+        <w:t xml:space="preserve"> w przeglądarce.</w:t>
+      </w:r>
+    </w:p>
+    <w:p>
+      <w:pPr>
         <w:spacing w:before="100" w:beforeAutospacing="1" w:after="100" w:afterAutospacing="1" w:line="240" w:lineRule="auto"/>
         <w:rPr>
-          <w:rFonts w:ascii="Times New Roman" w:hAnsi="Times New Roman" w:cs="Times New Roman"/>
-          <w:sz w:val="24"/>
-          <w:szCs w:val="24"/>
-        </w:rPr>
-      </w:pPr>
-      <w:r>
-        <w:rPr>
-          <w:rFonts w:ascii="Times New Roman" w:hAnsi="Times New Roman" w:cs="Times New Roman"/>
-          <w:sz w:val="24"/>
-          <w:szCs w:val="24"/>
-        </w:rPr>
-        <w:t xml:space="preserve">Import bazy danych </w:t>
-      </w:r>
-    </w:p>
-    <w:p>
-      <w:pPr>
-        <w:numPr>
-          <w:ilvl w:val="0"/>
-          <w:numId w:val="6"/>
-        </w:numPr>
+          <w:rFonts w:ascii="Times New Roman" w:eastAsia="Times New Roman" w:hAnsi="Times New Roman" w:cs="Times New Roman"/>
+          <w:sz w:val="24"/>
+          <w:szCs w:val="24"/>
+          <w:lang w:eastAsia="pl-PL"/>
+        </w:rPr>
+      </w:pPr>
+      <w:r>
+        <w:rPr>
+          <w:rFonts w:ascii="Times New Roman" w:eastAsia="Times New Roman" w:hAnsi="Times New Roman" w:cs="Times New Roman"/>
+          <w:sz w:val="24"/>
+          <w:szCs w:val="24"/>
+          <w:lang w:eastAsia="pl-PL"/>
+        </w:rPr>
+        <w:t>9. Problemy i ich rozwiązania</w:t>
+      </w:r>
+      <w:r>
+        <w:rPr>
+          <w:rFonts w:ascii="Times New Roman" w:eastAsia="Times New Roman" w:hAnsi="Times New Roman" w:cs="Times New Roman"/>
+          <w:sz w:val="24"/>
+          <w:szCs w:val="24"/>
+          <w:lang w:eastAsia="pl-PL"/>
+        </w:rPr>
+        <w:t xml:space="preserve"> , w</w:t>
+      </w:r>
+      <w:r>
+        <w:rPr>
+          <w:rFonts w:ascii="Times New Roman" w:eastAsia="Times New Roman" w:hAnsi="Times New Roman" w:cs="Times New Roman"/>
+          <w:sz w:val="24"/>
+          <w:szCs w:val="24"/>
+          <w:lang w:eastAsia="pl-PL"/>
+        </w:rPr>
+        <w:t>nioski</w:t>
+      </w:r>
+    </w:p>
+    <w:p>
+      <w:pPr>
         <w:spacing w:before="100" w:beforeAutospacing="1" w:after="100" w:afterAutospacing="1" w:line="240" w:lineRule="auto"/>
         <w:rPr>
-          <w:rFonts w:ascii="Times New Roman" w:hAnsi="Times New Roman" w:cs="Times New Roman"/>
-          <w:sz w:val="24"/>
-          <w:szCs w:val="24"/>
-        </w:rPr>
-      </w:pPr>
-      <w:r>
-        <w:rPr>
-          <w:rFonts w:ascii="Times New Roman" w:hAnsi="Times New Roman" w:cs="Times New Roman"/>
-          <w:sz w:val="24"/>
-          <w:szCs w:val="24"/>
-        </w:rPr>
-        <w:t xml:space="preserve">Konfiguracja połączenia (plik np. </w:t>
-      </w:r>
-      <w:proofErr w:type="spellStart"/>
-      <w:r>
-        <w:rPr>
-          <w:rStyle w:val="HTML-kod"/>
-          <w:rFonts w:ascii="Times New Roman" w:eastAsiaTheme="minorHAnsi" w:hAnsi="Times New Roman" w:cs="Times New Roman"/>
-          <w:sz w:val="24"/>
-          <w:szCs w:val="24"/>
-        </w:rPr>
-        <w:t>connect.php</w:t>
-      </w:r>
-      <w:proofErr w:type="spellEnd"/>
-      <w:r>
-        <w:rPr>
-          <w:rFonts w:ascii="Times New Roman" w:hAnsi="Times New Roman" w:cs="Times New Roman"/>
-          <w:sz w:val="24"/>
-          <w:szCs w:val="24"/>
-        </w:rPr>
-        <w:t xml:space="preserve">) </w:t>
-      </w:r>
-    </w:p>
-    <w:p>
-      <w:pPr>
-        <w:numPr>
-          <w:ilvl w:val="0"/>
-          <w:numId w:val="6"/>
-        </w:numPr>
+          <w:rFonts w:ascii="Times New Roman" w:eastAsia="Times New Roman" w:hAnsi="Times New Roman" w:cs="Times New Roman"/>
+          <w:sz w:val="24"/>
+          <w:szCs w:val="24"/>
+          <w:lang w:eastAsia="pl-PL"/>
+        </w:rPr>
+      </w:pPr>
+      <w:r>
+        <w:rPr>
+          <w:rFonts w:ascii="Times New Roman" w:eastAsia="Times New Roman" w:hAnsi="Times New Roman" w:cs="Times New Roman"/>
+          <w:sz w:val="24"/>
+          <w:szCs w:val="24"/>
+          <w:lang w:eastAsia="pl-PL"/>
+        </w:rPr>
+        <w:t>Udało się stworzyć pełny system CRUD, zaimplementowanie bezpiecznego panelu administratora, responsywny interfejs.</w:t>
+      </w:r>
+    </w:p>
+    <w:p>
+      <w:pPr>
         <w:spacing w:before="100" w:beforeAutospacing="1" w:after="100" w:afterAutospacing="1" w:line="240" w:lineRule="auto"/>
         <w:rPr>
-          <w:rFonts w:ascii="Times New Roman" w:hAnsi="Times New Roman" w:cs="Times New Roman"/>
-          <w:sz w:val="24"/>
-          <w:szCs w:val="24"/>
-        </w:rPr>
-      </w:pPr>
-      <w:r>
-        <w:rPr>
-          <w:rFonts w:ascii="Times New Roman" w:hAnsi="Times New Roman" w:cs="Times New Roman"/>
-          <w:sz w:val="24"/>
-          <w:szCs w:val="24"/>
-        </w:rPr>
-        <w:t xml:space="preserve">Uruchomienie serwera (np. XAMPP) </w:t>
-      </w:r>
-    </w:p>
-    <w:p>
-      <w:pPr>
-        <w:numPr>
-          <w:ilvl w:val="0"/>
-          <w:numId w:val="6"/>
-        </w:numPr>
+          <w:rFonts w:ascii="Times New Roman" w:eastAsia="Times New Roman" w:hAnsi="Times New Roman" w:cs="Times New Roman"/>
+          <w:sz w:val="24"/>
+          <w:szCs w:val="24"/>
+          <w:lang w:eastAsia="pl-PL"/>
+        </w:rPr>
+      </w:pPr>
+      <w:r>
+        <w:rPr>
+          <w:rFonts w:ascii="Times New Roman" w:eastAsia="Times New Roman" w:hAnsi="Times New Roman" w:cs="Times New Roman"/>
+          <w:sz w:val="24"/>
+          <w:szCs w:val="24"/>
+          <w:lang w:eastAsia="pl-PL"/>
+        </w:rPr>
+        <w:t>Powiększyliśmy naszą wiedze o sesjach w PHP, debugowaniu kodu CSS, wykorzystaniu osobnych plików PHP w celu polepszenia przejrzystości kodu i jego lepszego funkcjonowania.</w:t>
+      </w:r>
+    </w:p>
+    <w:p>
+      <w:pPr>
         <w:spacing w:before="100" w:beforeAutospacing="1" w:after="100" w:afterAutospacing="1" w:line="240" w:lineRule="auto"/>
         <w:rPr>
-          <w:rFonts w:ascii="Times New Roman" w:hAnsi="Times New Roman" w:cs="Times New Roman"/>
-          <w:sz w:val="24"/>
-          <w:szCs w:val="24"/>
-        </w:rPr>
-      </w:pPr>
-      <w:r>
-        <w:rPr>
-          <w:rFonts w:ascii="Times New Roman" w:hAnsi="Times New Roman" w:cs="Times New Roman"/>
-          <w:sz w:val="24"/>
-          <w:szCs w:val="24"/>
-        </w:rPr>
-        <w:t xml:space="preserve">Otworzenie w przeglądarce </w:t>
-      </w:r>
-    </w:p>
-    <w:p>
-      <w:pPr>
-        <w:spacing w:before="100" w:beforeAutospacing="1" w:after="100" w:afterAutospacing="1" w:line="240" w:lineRule="auto"/>
-        <w:rPr>
           <w:rFonts w:ascii="Times New Roman" w:eastAsia="Times New Roman" w:hAnsi="Times New Roman" w:cs="Times New Roman"/>
           <w:sz w:val="24"/>
           <w:szCs w:val="24"/>
@@ -2943,100 +2989,16 @@
           <w:szCs w:val="24"/>
           <w:lang w:eastAsia="pl-PL"/>
         </w:rPr>
-        <w:t>9. Problemy i ich rozwiązania</w:t>
-      </w:r>
-    </w:p>
-    <w:p>
-      <w:pPr>
-        <w:spacing w:before="100" w:beforeAutospacing="1" w:after="100" w:afterAutospacing="1" w:line="240" w:lineRule="auto"/>
+        <w:t xml:space="preserve">Można polepszyć jeszcze dodawanie plików (obrazów ) produktów i możliwości wybierania ich z dysku a nie wpisywania nazw. Polepszyć interfejs graficzny i rozbudować panel graficzny  </w:t>
+      </w:r>
+      <w:r>
         <w:rPr>
           <w:rFonts w:ascii="Times New Roman" w:eastAsia="Times New Roman" w:hAnsi="Times New Roman" w:cs="Times New Roman"/>
           <w:sz w:val="24"/>
           <w:szCs w:val="24"/>
           <w:lang w:eastAsia="pl-PL"/>
         </w:rPr>
-      </w:pPr>
-    </w:p>
-    <w:p>
-      <w:pPr>
-        <w:spacing w:before="100" w:beforeAutospacing="1" w:after="100" w:afterAutospacing="1" w:line="240" w:lineRule="auto"/>
-        <w:rPr>
-          <w:rFonts w:ascii="Times New Roman" w:eastAsia="Times New Roman" w:hAnsi="Times New Roman" w:cs="Times New Roman"/>
-          <w:sz w:val="24"/>
-          <w:szCs w:val="24"/>
-          <w:lang w:eastAsia="pl-PL"/>
-        </w:rPr>
-      </w:pPr>
-      <w:r>
-        <w:rPr>
-          <w:rFonts w:ascii="Times New Roman" w:eastAsia="Times New Roman" w:hAnsi="Times New Roman" w:cs="Times New Roman"/>
-          <w:sz w:val="24"/>
-          <w:szCs w:val="24"/>
-          <w:lang w:eastAsia="pl-PL"/>
-        </w:rPr>
-        <w:t>(Opisz napotkane trudności i jak zostały rozwiązane)</w:t>
-      </w:r>
-    </w:p>
-    <w:p>
-      <w:pPr>
-        <w:spacing w:before="100" w:beforeAutospacing="1" w:after="100" w:afterAutospacing="1" w:line="240" w:lineRule="auto"/>
-        <w:rPr>
-          <w:rFonts w:ascii="Times New Roman" w:eastAsia="Times New Roman" w:hAnsi="Times New Roman" w:cs="Times New Roman"/>
-          <w:sz w:val="24"/>
-          <w:szCs w:val="24"/>
-          <w:lang w:eastAsia="pl-PL"/>
-        </w:rPr>
-      </w:pPr>
-    </w:p>
-    <w:p>
-      <w:pPr>
-        <w:spacing w:before="100" w:beforeAutospacing="1" w:after="100" w:afterAutospacing="1" w:line="240" w:lineRule="auto"/>
-        <w:rPr>
-          <w:rFonts w:ascii="Times New Roman" w:eastAsia="Times New Roman" w:hAnsi="Times New Roman" w:cs="Times New Roman"/>
-          <w:sz w:val="24"/>
-          <w:szCs w:val="24"/>
-          <w:lang w:eastAsia="pl-PL"/>
-        </w:rPr>
-      </w:pPr>
-      <w:r>
-        <w:rPr>
-          <w:rFonts w:ascii="Times New Roman" w:eastAsia="Times New Roman" w:hAnsi="Times New Roman" w:cs="Times New Roman"/>
-          <w:sz w:val="24"/>
-          <w:szCs w:val="24"/>
-          <w:lang w:eastAsia="pl-PL"/>
-        </w:rPr>
-        <w:t>10. Wnioski</w:t>
-      </w:r>
-    </w:p>
-    <w:p>
-      <w:pPr>
-        <w:spacing w:before="100" w:beforeAutospacing="1" w:after="100" w:afterAutospacing="1" w:line="240" w:lineRule="auto"/>
-        <w:rPr>
-          <w:rFonts w:ascii="Times New Roman" w:eastAsia="Times New Roman" w:hAnsi="Times New Roman" w:cs="Times New Roman"/>
-          <w:sz w:val="24"/>
-          <w:szCs w:val="24"/>
-          <w:lang w:eastAsia="pl-PL"/>
-        </w:rPr>
-      </w:pPr>
-    </w:p>
-    <w:p>
-      <w:pPr>
-        <w:spacing w:before="100" w:beforeAutospacing="1" w:after="100" w:afterAutospacing="1" w:line="240" w:lineRule="auto"/>
-        <w:rPr>
-          <w:rFonts w:ascii="Times New Roman" w:eastAsia="Times New Roman" w:hAnsi="Times New Roman" w:cs="Times New Roman"/>
-          <w:sz w:val="24"/>
-          <w:szCs w:val="24"/>
-          <w:lang w:eastAsia="pl-PL"/>
-        </w:rPr>
-      </w:pPr>
-      <w:r>
-        <w:rPr>
-          <w:rFonts w:ascii="Times New Roman" w:eastAsia="Times New Roman" w:hAnsi="Times New Roman" w:cs="Times New Roman"/>
-          <w:sz w:val="24"/>
-          <w:szCs w:val="24"/>
-          <w:lang w:eastAsia="pl-PL"/>
-        </w:rPr>
-        <w:t xml:space="preserve">(Co się udało, czego się nauczyłeś, co można poprawić) </w:t>
+        <w:t xml:space="preserve"> </w:t>
       </w:r>
     </w:p>
     <w:p>
@@ -3079,7 +3041,14 @@
           <w:rFonts w:ascii="Times New Roman" w:hAnsi="Times New Roman" w:cs="Times New Roman"/>
           <w:color w:val="auto"/>
         </w:rPr>
-        <w:t>11.</w:t>
+        <w:t>10</w:t>
+      </w:r>
+      <w:r>
+        <w:rPr>
+          <w:rFonts w:ascii="Times New Roman" w:hAnsi="Times New Roman" w:cs="Times New Roman"/>
+          <w:color w:val="auto"/>
+        </w:rPr>
+        <w:t>.</w:t>
       </w:r>
       <w:r>
         <w:rPr>
@@ -3264,6 +3233,7 @@
           <w:sz w:val="24"/>
           <w:szCs w:val="24"/>
         </w:rPr>
+        <w:lastRenderedPageBreak/>
         <w:t xml:space="preserve">dodatkowe zasoby (jeśli występują): </w:t>
       </w:r>
     </w:p>
@@ -3403,7 +3373,6 @@
           <w:sz w:val="24"/>
           <w:szCs w:val="24"/>
         </w:rPr>
-        <w:lastRenderedPageBreak/>
         <w:t>plik bazy danych (backup)</w:t>
       </w:r>
     </w:p>
@@ -5000,6 +4969,65 @@
       <w:szCs w:val="20"/>
     </w:rPr>
   </w:style>
+  <w:style w:type="paragraph" w:styleId="HTML-wstpniesformatowany">
+    <w:name w:val="HTML Preformatted"/>
+    <w:basedOn w:val="Normalny"/>
+    <w:link w:val="HTML-wstpniesformatowanyZnak"/>
+    <w:uiPriority w:val="99"/>
+    <w:semiHidden/>
+    <w:unhideWhenUsed/>
+    <w:rsid w:val="007C1E5A"/>
+    <w:pPr>
+      <w:tabs>
+        <w:tab w:val="left" w:pos="916"/>
+        <w:tab w:val="left" w:pos="1832"/>
+        <w:tab w:val="left" w:pos="2748"/>
+        <w:tab w:val="left" w:pos="3664"/>
+        <w:tab w:val="left" w:pos="4580"/>
+        <w:tab w:val="left" w:pos="5496"/>
+        <w:tab w:val="left" w:pos="6412"/>
+        <w:tab w:val="left" w:pos="7328"/>
+        <w:tab w:val="left" w:pos="8244"/>
+        <w:tab w:val="left" w:pos="9160"/>
+        <w:tab w:val="left" w:pos="10076"/>
+        <w:tab w:val="left" w:pos="10992"/>
+        <w:tab w:val="left" w:pos="11908"/>
+        <w:tab w:val="left" w:pos="12824"/>
+        <w:tab w:val="left" w:pos="13740"/>
+        <w:tab w:val="left" w:pos="14656"/>
+      </w:tabs>
+      <w:spacing w:after="0" w:line="240" w:lineRule="auto"/>
+    </w:pPr>
+    <w:rPr>
+      <w:rFonts w:ascii="Courier New" w:eastAsia="Times New Roman" w:hAnsi="Courier New" w:cs="Courier New"/>
+      <w:sz w:val="20"/>
+      <w:szCs w:val="20"/>
+      <w:lang w:eastAsia="pl-PL"/>
+    </w:rPr>
+  </w:style>
+  <w:style w:type="character" w:customStyle="1" w:styleId="HTML-wstpniesformatowanyZnak">
+    <w:name w:val="HTML - wstępnie sformatowany Znak"/>
+    <w:basedOn w:val="Domylnaczcionkaakapitu"/>
+    <w:link w:val="HTML-wstpniesformatowany"/>
+    <w:uiPriority w:val="99"/>
+    <w:semiHidden/>
+    <w:rsid w:val="007C1E5A"/>
+    <w:rPr>
+      <w:rFonts w:ascii="Courier New" w:eastAsia="Times New Roman" w:hAnsi="Courier New" w:cs="Courier New"/>
+      <w:sz w:val="20"/>
+      <w:szCs w:val="20"/>
+      <w:lang w:eastAsia="pl-PL"/>
+    </w:rPr>
+  </w:style>
+  <w:style w:type="paragraph" w:styleId="Bezodstpw">
+    <w:name w:val="No Spacing"/>
+    <w:uiPriority w:val="1"/>
+    <w:qFormat/>
+    <w:rsid w:val="007C1E5A"/>
+    <w:pPr>
+      <w:spacing w:after="0" w:line="240" w:lineRule="auto"/>
+    </w:pPr>
+  </w:style>
 </w:styles>
 </file>
 
@@ -5269,7 +5297,7 @@
 </file>
 
 <file path=customXml/itemProps1.xml><?xml version="1.0" encoding="utf-8"?>
-<ds:datastoreItem xmlns:ds="http://schemas.openxmlformats.org/officeDocument/2006/customXml" ds:itemID="{146C0C11-78CB-4E7D-B783-DC0248F0CE51}">
+<ds:datastoreItem xmlns:ds="http://schemas.openxmlformats.org/officeDocument/2006/customXml" ds:itemID="{FD39EDD5-D095-4701-B926-CF314E3BC43F}">
   <ds:schemaRefs>
     <ds:schemaRef ds:uri="http://schemas.openxmlformats.org/officeDocument/2006/bibliography"/>
   </ds:schemaRefs>
